--- a/course_development/active_inference_family/03_patterns_in_play/02_agents/output/lecture-content/02_agents-module.docx
+++ b/course_development/active_inference_family/03_patterns_in_play/02_agents/output/lecture-content/02_agents-module.docx
@@ -4,7 +4,7 @@
   <w:body>
     <w:p>
       <w:r>
-        <w:t>Module 02: Agents in Family</w:t>
+        <w:t>Module 02: Agents — The Players</w:t>
       </w:r>
     </w:p>
     <w:p>
@@ -14,12 +14,18 @@
     </w:p>
     <w:p>
       <w:r>
-        <w:t>Define Agents within the context of Family.  Analyze how Agents interacts with other components of the Active Inference framework.  Apply specific constraints of Family to the formal definition of Agents.   Introduction</w:t>
+        <w:t>Understand that Players are Agents in a Game System.  Learn about Roles (Goalie, Seekers, Hiders).  Know that a good player respects the other players.   Introduction: The Cast of Characters</w:t>
       </w:r>
     </w:p>
     <w:p>
       <w:r>
-        <w:t>This module explores Agents . In the Family curriculum, we approach this topic with a focus on specific applications and theoretical depth appropriate for the audience. Agents is a critical component of the 8-part Active Inference spine, bridging the gap between [Previous Topic] and [Next Topic].</w:t>
+        <w:t>In a play, everyone has a part.</w:t>
+        <w:br/>
+        <w:t>In a game, everyone has a Role.</w:t>
+        <w:br/>
+        <w:t>If everyone tries to be the Goalie, the goal is empty!</w:t>
+        <w:br/>
+        <w:t>Agents must know their job to make the system work.</w:t>
       </w:r>
     </w:p>
     <w:p>
@@ -29,56 +35,93 @@
     </w:p>
     <w:p>
       <w:r>
-        <w:t>1. Agents as a Markov Blanket Boundary</w:t>
+        <w:t>1. The Role (The Job)</w:t>
       </w:r>
     </w:p>
     <w:p>
       <w:r>
-        <w:t>How does Agents define the boundary between the agent and the environment?</w:t>
+        <w:t>Different games have different jobs.</w:t>
       </w:r>
     </w:p>
     <w:p>
       <w:r>
-        <w:t>2. Generative Models of Agents</w:t>
+        <w:t>Tag : "It" vs. "Runner."  Hide and Seek : "Seeker" vs. "Hider."  Soccer : "Offense" vs. "Defense."</w:t>
+        <w:br/>
+        <w:t>You have to switch your brain when you switch your role.   2. The Opponent (The Helper)</w:t>
       </w:r>
     </w:p>
     <w:p>
       <w:r>
-        <w:t>What parameters involved in Agents must be optimized to minimize variational free energy?</w:t>
+        <w:t>Is the other team your enemy?</w:t>
+        <w:br/>
+        <w:t>NO! They are your helpers.</w:t>
+        <w:br/>
+        <w:t>Without an opponent, there is no game.</w:t>
+        <w:br/>
+        <w:t>Tennis against a wall is practice. Tennis against a friend is a GAME.</w:t>
+        <w:br/>
+        <w:t>Respect your opponent because they make the fun possible.</w:t>
       </w:r>
     </w:p>
     <w:p>
       <w:r>
-        <w:t>3. Active Inference Dynamics</w:t>
+        <w:t>3. Sportsmanship (The Agent's Code)</w:t>
       </w:r>
     </w:p>
     <w:p>
       <w:r>
-        <w:t>How does the process of Agents drive the perception-action loop?</w:t>
+        <w:t>Win without bragging.  Lose without crying.  Say "Good Game."</w:t>
+        <w:br/>
+        <w:t>This is the Golden Rule of Agents.   Activities</w:t>
       </w:r>
     </w:p>
     <w:p>
       <w:r>
-        <w:t>Applications</w:t>
+        <w:t>Activity 1: Role Swap</w:t>
       </w:r>
     </w:p>
     <w:p>
       <w:r>
-        <w:t>In Family, we see Agents manifest in:</w:t>
+        <w:t>Play Tag.</w:t>
         <w:br/>
-        <w:t>* Specific Example 1 : [Add domain-specific example here]</w:t>
+        <w:t>Freeze!</w:t>
         <w:br/>
-        <w:t>* Specific Example 2 : [Add domain-specific example here]</w:t>
+        <w:t>Now the Runners are "It" and "It" is a Runner.</w:t>
+        <w:br/>
+        <w:t>How does the game change?</w:t>
+        <w:br/>
+        <w:t>Is it harder to catch or to run?</w:t>
       </w:r>
     </w:p>
     <w:p>
       <w:r>
-        <w:t>Conclusion</w:t>
+        <w:t>Activity 2: The Silent Teammate</w:t>
       </w:r>
     </w:p>
     <w:p>
       <w:r>
-        <w:t>Understanding Agents allows us to better model complex adaptive systems. In the next module, we will expand on this foundation.</w:t>
+        <w:t>Build a Lego tower with a partner.</w:t>
+        <w:br/>
+        <w:t>BUT... you cannot talk!</w:t>
+        <w:br/>
+        <w:t>You have to watch what they are doing and help them.</w:t>
+        <w:br/>
+        <w:t>(Agent Coordination).</w:t>
+      </w:r>
+    </w:p>
+    <w:p>
+      <w:r>
+        <w:t>Summary</w:t>
+      </w:r>
+    </w:p>
+    <w:p>
+      <w:r>
+        <w:t>A game is only as good as its players. By knowing your role and respecting others, you become a Master Agent.</w:t>
+      </w:r>
+    </w:p>
+    <w:p>
+      <w:r>
+        <w:t>References</w:t>
       </w:r>
     </w:p>
     <w:sectPr>
